--- a/KnowledgeBase/Back-end/doc/伊莉絲.docx
+++ b/KnowledgeBase/Back-end/doc/伊莉絲.docx
@@ -4,310 +4,841 @@
   <w:body>
     <w:p>
       <w:pPr>
-        <w:rPr>
+        <w:widowControl/>
+        <w:spacing w:before="100" w:beforeAutospacing="1" w:after="100" w:afterAutospacing="1" w:line="240" w:lineRule="auto"/>
+        <w:outlineLvl w:val="2"/>
+        <w:rPr>
+          <w:rFonts w:ascii="新細明體" w:eastAsia="新細明體" w:hAnsi="新細明體" w:cs="新細明體"/>
           <w:b/>
           <w:bCs/>
-        </w:rPr>
-      </w:pPr>
-      <w:r>
-        <w:rPr>
+          <w:kern w:val="0"/>
+          <w:sz w:val="27"/>
+          <w:szCs w:val="27"/>
+          <w14:ligatures w14:val="none"/>
+        </w:rPr>
+      </w:pPr>
+      <w:r>
+        <w:rPr>
+          <w:rFonts w:ascii="新細明體" w:eastAsia="新細明體" w:hAnsi="新細明體" w:cs="新細明體"/>
           <w:b/>
           <w:bCs/>
-        </w:rPr>
-        <w:t>伊莉絲</w:t>
-      </w:r>
-      <w:r>
-        <w:rPr>
+          <w:kern w:val="0"/>
+          <w:sz w:val="27"/>
+          <w:szCs w:val="27"/>
+          <w14:ligatures w14:val="none"/>
+        </w:rPr>
+        <w:t>伊莉絲 - 沙灘排球運動員簡介</w:t>
+      </w:r>
+    </w:p>
+    <w:p>
+      <w:pPr>
+        <w:widowControl/>
+        <w:spacing w:before="100" w:beforeAutospacing="1" w:after="100" w:afterAutospacing="1" w:line="240" w:lineRule="auto"/>
+        <w:outlineLvl w:val="3"/>
+        <w:rPr>
+          <w:rFonts w:ascii="新細明體" w:eastAsia="新細明體" w:hAnsi="新細明體" w:cs="新細明體"/>
           <w:b/>
           <w:bCs/>
-        </w:rPr>
-        <w:t>——</w:t>
-      </w:r>
-      <w:r>
-        <w:rPr>
+          <w:kern w:val="0"/>
+          <w14:ligatures w14:val="none"/>
+        </w:rPr>
+      </w:pPr>
+      <w:r>
+        <w:rPr>
+          <w:rFonts w:ascii="新細明體" w:eastAsia="新細明體" w:hAnsi="新細明體" w:cs="新細明體"/>
           <w:b/>
           <w:bCs/>
-        </w:rPr>
-        <w:t>破曉之光，優雅與力量的交融</w:t>
+          <w:kern w:val="0"/>
+          <w14:ligatures w14:val="none"/>
+        </w:rPr>
+        <w:t>基本資訊</w:t>
       </w:r>
     </w:p>
     <w:p>
-      <w:r>
-        <w:t>當晨曦的第一道光線劃破維納斯群島的天際，海面閃爍著淡金色的波光，微風輕輕吹拂著純白的沙灘。</w:t>
+      <w:pPr>
+        <w:widowControl/>
+        <w:numPr>
+          <w:ilvl w:val="0"/>
+          <w:numId w:val="1"/>
+        </w:numPr>
+        <w:spacing w:before="100" w:beforeAutospacing="1" w:after="100" w:afterAutospacing="1" w:line="240" w:lineRule="auto"/>
+        <w:rPr>
+          <w:rFonts w:ascii="新細明體" w:eastAsia="新細明體" w:hAnsi="新細明體" w:cs="新細明體"/>
+          <w:kern w:val="0"/>
+          <w14:ligatures w14:val="none"/>
+        </w:rPr>
+      </w:pPr>
+      <w:r>
+        <w:rPr>
+          <w:rFonts w:ascii="新細明體" w:eastAsia="新細明體" w:hAnsi="新細明體" w:cs="新細明體"/>
+          <w:b/>
+          <w:bCs/>
+          <w:kern w:val="0"/>
+          <w14:ligatures w14:val="none"/>
+        </w:rPr>
+        <w:t>姓名</w:t>
+      </w:r>
+      <w:r>
+        <w:rPr>
+          <w:rFonts w:ascii="新細明體" w:eastAsia="新細明體" w:hAnsi="新細明體" w:cs="新細明體"/>
+          <w:kern w:val="0"/>
+          <w14:ligatures w14:val="none"/>
+        </w:rPr>
+        <w:t>：伊莉絲</w:t>
       </w:r>
     </w:p>
     <w:p>
-      <w:r>
-        <w:t>伊莉絲站在海岸邊，凝視著遙遠的地平線，紫銀色的長髮隨風輕舞，猶如夜幕下的星辰閃耀。她的身影修長而優雅，舉手投足之間，流露出一種與生俱來的高貴與從容。</w:t>
+      <w:pPr>
+        <w:widowControl/>
+        <w:numPr>
+          <w:ilvl w:val="0"/>
+          <w:numId w:val="1"/>
+        </w:numPr>
+        <w:spacing w:before="100" w:beforeAutospacing="1" w:after="100" w:afterAutospacing="1" w:line="240" w:lineRule="auto"/>
+        <w:rPr>
+          <w:rFonts w:ascii="新細明體" w:eastAsia="新細明體" w:hAnsi="新細明體" w:cs="新細明體"/>
+          <w:kern w:val="0"/>
+          <w14:ligatures w14:val="none"/>
+        </w:rPr>
+      </w:pPr>
+      <w:r>
+        <w:rPr>
+          <w:rFonts w:ascii="新細明體" w:eastAsia="新細明體" w:hAnsi="新細明體" w:cs="新細明體"/>
+          <w:b/>
+          <w:bCs/>
+          <w:kern w:val="0"/>
+          <w14:ligatures w14:val="none"/>
+        </w:rPr>
+        <w:t>背景</w:t>
+      </w:r>
+      <w:r>
+        <w:rPr>
+          <w:rFonts w:ascii="新細明體" w:eastAsia="新細明體" w:hAnsi="新細明體" w:cs="新細明體"/>
+          <w:kern w:val="0"/>
+          <w14:ligatures w14:val="none"/>
+        </w:rPr>
+        <w:t>：來自歐洲貴族世家</w:t>
       </w:r>
     </w:p>
     <w:p>
-      <w:r>
-        <w:t>她並不只是個沙灘排球選手，她更像是一位來自異國的公主，以最優雅的姿態行走在這片熱情洋溢的競技場上。</w:t>
+      <w:pPr>
+        <w:widowControl/>
+        <w:numPr>
+          <w:ilvl w:val="0"/>
+          <w:numId w:val="1"/>
+        </w:numPr>
+        <w:spacing w:before="100" w:beforeAutospacing="1" w:after="100" w:afterAutospacing="1" w:line="240" w:lineRule="auto"/>
+        <w:rPr>
+          <w:rFonts w:ascii="新細明體" w:eastAsia="新細明體" w:hAnsi="新細明體" w:cs="新細明體"/>
+          <w:kern w:val="0"/>
+          <w14:ligatures w14:val="none"/>
+        </w:rPr>
+      </w:pPr>
+      <w:r>
+        <w:rPr>
+          <w:rFonts w:ascii="新細明體" w:eastAsia="新細明體" w:hAnsi="新細明體" w:cs="新細明體"/>
+          <w:b/>
+          <w:bCs/>
+          <w:kern w:val="0"/>
+          <w14:ligatures w14:val="none"/>
+        </w:rPr>
+        <w:t>興趣</w:t>
+      </w:r>
+      <w:r>
+        <w:rPr>
+          <w:rFonts w:ascii="新細明體" w:eastAsia="新細明體" w:hAnsi="新細明體" w:cs="新細明體"/>
+          <w:kern w:val="0"/>
+          <w14:ligatures w14:val="none"/>
+        </w:rPr>
+        <w:t>：沙灘排球、馬術、擊劍、鋼琴</w:t>
       </w:r>
     </w:p>
     <w:p>
       <w:pPr>
-        <w:rPr>
+        <w:widowControl/>
+        <w:numPr>
+          <w:ilvl w:val="0"/>
+          <w:numId w:val="1"/>
+        </w:numPr>
+        <w:spacing w:before="100" w:beforeAutospacing="1" w:after="100" w:afterAutospacing="1" w:line="240" w:lineRule="auto"/>
+        <w:rPr>
+          <w:rFonts w:ascii="新細明體" w:eastAsia="新細明體" w:hAnsi="新細明體" w:cs="新細明體"/>
+          <w:kern w:val="0"/>
+          <w14:ligatures w14:val="none"/>
+        </w:rPr>
+      </w:pPr>
+      <w:r>
+        <w:rPr>
+          <w:rFonts w:ascii="新細明體" w:eastAsia="新細明體" w:hAnsi="新細明體" w:cs="新細明體"/>
           <w:b/>
           <w:bCs/>
-        </w:rPr>
-      </w:pPr>
-      <w:r>
-        <w:rPr>
+          <w:kern w:val="0"/>
+          <w14:ligatures w14:val="none"/>
+        </w:rPr>
+        <w:t>性格特質</w:t>
+      </w:r>
+      <w:r>
+        <w:rPr>
+          <w:rFonts w:ascii="新細明體" w:eastAsia="新細明體" w:hAnsi="新細明體" w:cs="新細明體"/>
+          <w:kern w:val="0"/>
+          <w14:ligatures w14:val="none"/>
+        </w:rPr>
+        <w:t>：優雅、冷靜、戰略思維強</w:t>
+      </w:r>
+    </w:p>
+    <w:p>
+      <w:pPr>
+        <w:widowControl/>
+        <w:spacing w:before="100" w:beforeAutospacing="1" w:after="100" w:afterAutospacing="1" w:line="240" w:lineRule="auto"/>
+        <w:outlineLvl w:val="3"/>
+        <w:rPr>
+          <w:rFonts w:ascii="新細明體" w:eastAsia="新細明體" w:hAnsi="新細明體" w:cs="新細明體"/>
           <w:b/>
           <w:bCs/>
-        </w:rPr>
-        <w:t>遙遠國度的孤高血統</w:t>
+          <w:kern w:val="0"/>
+          <w14:ligatures w14:val="none"/>
+        </w:rPr>
+      </w:pPr>
+      <w:r>
+        <w:rPr>
+          <w:rFonts w:ascii="新細明體" w:eastAsia="新細明體" w:hAnsi="新細明體" w:cs="新細明體"/>
+          <w:b/>
+          <w:bCs/>
+          <w:kern w:val="0"/>
+          <w14:ligatures w14:val="none"/>
+        </w:rPr>
+        <w:t>成長背景</w:t>
       </w:r>
     </w:p>
     <w:p>
-      <w:r>
-        <w:t>伊莉絲的家族源於歐洲某個歷史悠久的貴族世家，家族血統純正，世世代代傳承著嚴格的貴族禮儀與高雅藝術。</w:t>
+      <w:pPr>
+        <w:widowControl/>
+        <w:numPr>
+          <w:ilvl w:val="0"/>
+          <w:numId w:val="2"/>
+        </w:numPr>
+        <w:spacing w:before="100" w:beforeAutospacing="1" w:after="100" w:afterAutospacing="1" w:line="240" w:lineRule="auto"/>
+        <w:rPr>
+          <w:rFonts w:ascii="新細明體" w:eastAsia="新細明體" w:hAnsi="新細明體" w:cs="新細明體"/>
+          <w:kern w:val="0"/>
+          <w14:ligatures w14:val="none"/>
+        </w:rPr>
+      </w:pPr>
+      <w:r>
+        <w:rPr>
+          <w:rFonts w:ascii="新細明體" w:eastAsia="新細明體" w:hAnsi="新細明體" w:cs="新細明體"/>
+          <w:kern w:val="0"/>
+          <w14:ligatures w14:val="none"/>
+        </w:rPr>
+        <w:t>出生於歷史悠久的貴族家族，接受嚴格的禮儀與藝術教育。</w:t>
       </w:r>
     </w:p>
     <w:p>
-      <w:r>
-        <w:t>她自幼便接受最嚴格的教育，鋼琴、馬術、繪畫、擊劍，每一樣她都精通，而她的家族，則希望她成為一位能夠延續家族榮耀的典範女性。</w:t>
+      <w:pPr>
+        <w:widowControl/>
+        <w:numPr>
+          <w:ilvl w:val="0"/>
+          <w:numId w:val="2"/>
+        </w:numPr>
+        <w:spacing w:before="100" w:beforeAutospacing="1" w:after="100" w:afterAutospacing="1" w:line="240" w:lineRule="auto"/>
+        <w:rPr>
+          <w:rFonts w:ascii="新細明體" w:eastAsia="新細明體" w:hAnsi="新細明體" w:cs="新細明體"/>
+          <w:kern w:val="0"/>
+          <w14:ligatures w14:val="none"/>
+        </w:rPr>
+      </w:pPr>
+      <w:r>
+        <w:rPr>
+          <w:rFonts w:ascii="新細明體" w:eastAsia="新細明體" w:hAnsi="新細明體" w:cs="新細明體"/>
+          <w:kern w:val="0"/>
+          <w14:ligatures w14:val="none"/>
+        </w:rPr>
+        <w:t>家族期望她延續貴族傳統，遵循安排好的人生道路。</w:t>
       </w:r>
     </w:p>
     <w:p>
-      <w:r>
-        <w:t>然而，在這一切優雅的背後，伊莉絲卻始終感覺自己像是被禁錮在精緻的籠子裡，無法展翅飛翔。</w:t>
+      <w:pPr>
+        <w:widowControl/>
+        <w:numPr>
+          <w:ilvl w:val="0"/>
+          <w:numId w:val="2"/>
+        </w:numPr>
+        <w:spacing w:before="100" w:beforeAutospacing="1" w:after="100" w:afterAutospacing="1" w:line="240" w:lineRule="auto"/>
+        <w:rPr>
+          <w:rFonts w:ascii="新細明體" w:eastAsia="新細明體" w:hAnsi="新細明體" w:cs="新細明體"/>
+          <w:kern w:val="0"/>
+          <w14:ligatures w14:val="none"/>
+        </w:rPr>
+      </w:pPr>
+      <w:r>
+        <w:rPr>
+          <w:rFonts w:ascii="新細明體" w:eastAsia="新細明體" w:hAnsi="新細明體" w:cs="新細明體"/>
+          <w:kern w:val="0"/>
+          <w14:ligatures w14:val="none"/>
+        </w:rPr>
+        <w:t>在傳統貴族環境中感到受限，渴望突破與挑戰。</w:t>
       </w:r>
     </w:p>
     <w:p>
-      <w:r>
-        <w:t>「妳的未來已經被安排好了，伊莉絲，無須做多餘的掙扎。」</w:t>
+      <w:pPr>
+        <w:widowControl/>
+        <w:spacing w:before="100" w:beforeAutospacing="1" w:after="100" w:afterAutospacing="1" w:line="240" w:lineRule="auto"/>
+        <w:outlineLvl w:val="3"/>
+        <w:rPr>
+          <w:rFonts w:ascii="新細明體" w:eastAsia="新細明體" w:hAnsi="新細明體" w:cs="新細明體"/>
+          <w:b/>
+          <w:bCs/>
+          <w:kern w:val="0"/>
+          <w14:ligatures w14:val="none"/>
+        </w:rPr>
+      </w:pPr>
+      <w:r>
+        <w:rPr>
+          <w:rFonts w:ascii="新細明體" w:eastAsia="新細明體" w:hAnsi="新細明體" w:cs="新細明體"/>
+          <w:b/>
+          <w:bCs/>
+          <w:kern w:val="0"/>
+          <w14:ligatures w14:val="none"/>
+        </w:rPr>
+        <w:t>接觸沙灘排球</w:t>
       </w:r>
     </w:p>
     <w:p>
-      <w:r>
-        <w:t>她的父親總是如此告誡。</w:t>
+      <w:pPr>
+        <w:widowControl/>
+        <w:numPr>
+          <w:ilvl w:val="0"/>
+          <w:numId w:val="3"/>
+        </w:numPr>
+        <w:spacing w:before="100" w:beforeAutospacing="1" w:after="100" w:afterAutospacing="1" w:line="240" w:lineRule="auto"/>
+        <w:rPr>
+          <w:rFonts w:ascii="新細明體" w:eastAsia="新細明體" w:hAnsi="新細明體" w:cs="新細明體"/>
+          <w:kern w:val="0"/>
+          <w14:ligatures w14:val="none"/>
+        </w:rPr>
+      </w:pPr>
+      <w:r>
+        <w:rPr>
+          <w:rFonts w:ascii="新細明體" w:eastAsia="新細明體" w:hAnsi="新細明體" w:cs="新細明體"/>
+          <w:kern w:val="0"/>
+          <w14:ligatures w14:val="none"/>
+        </w:rPr>
+        <w:t>在家族度假莊園中偶然觀賞沙灘排球比賽，對這項運動產生興趣。</w:t>
       </w:r>
     </w:p>
     <w:p>
-      <w:r>
-        <w:t>但她內心深處，卻有著無法抑制的渴望。</w:t>
+      <w:pPr>
+        <w:widowControl/>
+        <w:numPr>
+          <w:ilvl w:val="0"/>
+          <w:numId w:val="3"/>
+        </w:numPr>
+        <w:spacing w:before="100" w:beforeAutospacing="1" w:after="100" w:afterAutospacing="1" w:line="240" w:lineRule="auto"/>
+        <w:rPr>
+          <w:rFonts w:ascii="新細明體" w:eastAsia="新細明體" w:hAnsi="新細明體" w:cs="新細明體"/>
+          <w:kern w:val="0"/>
+          <w14:ligatures w14:val="none"/>
+        </w:rPr>
+      </w:pPr>
+      <w:r>
+        <w:rPr>
+          <w:rFonts w:ascii="新細明體" w:eastAsia="新細明體" w:hAnsi="新細明體" w:cs="新細明體"/>
+          <w:kern w:val="0"/>
+          <w14:ligatures w14:val="none"/>
+        </w:rPr>
+        <w:t>家族反對，認為這項運動不符合貴族形象。</w:t>
       </w:r>
     </w:p>
     <w:p>
-      <w:r>
-        <w:t>她想要自由，想要挑戰，想要用自己的力量去改變命運。</w:t>
+      <w:pPr>
+        <w:widowControl/>
+        <w:numPr>
+          <w:ilvl w:val="0"/>
+          <w:numId w:val="3"/>
+        </w:numPr>
+        <w:spacing w:before="100" w:beforeAutospacing="1" w:after="100" w:afterAutospacing="1" w:line="240" w:lineRule="auto"/>
+        <w:rPr>
+          <w:rFonts w:ascii="新細明體" w:eastAsia="新細明體" w:hAnsi="新細明體" w:cs="新細明體"/>
+          <w:kern w:val="0"/>
+          <w14:ligatures w14:val="none"/>
+        </w:rPr>
+      </w:pPr>
+      <w:r>
+        <w:rPr>
+          <w:rFonts w:ascii="新細明體" w:eastAsia="新細明體" w:hAnsi="新細明體" w:cs="新細明體"/>
+          <w:kern w:val="0"/>
+          <w14:ligatures w14:val="none"/>
+        </w:rPr>
+        <w:t>私下學習並訓練，將自身的精準度與策略思維應用於比賽。</w:t>
       </w:r>
     </w:p>
     <w:p>
       <w:pPr>
-        <w:rPr>
+        <w:widowControl/>
+        <w:spacing w:before="100" w:beforeAutospacing="1" w:after="100" w:afterAutospacing="1" w:line="240" w:lineRule="auto"/>
+        <w:outlineLvl w:val="3"/>
+        <w:rPr>
+          <w:rFonts w:ascii="新細明體" w:eastAsia="新細明體" w:hAnsi="新細明體" w:cs="新細明體"/>
           <w:b/>
           <w:bCs/>
-        </w:rPr>
-      </w:pPr>
-      <w:r>
-        <w:rPr>
+          <w:kern w:val="0"/>
+          <w14:ligatures w14:val="none"/>
+        </w:rPr>
+      </w:pPr>
+      <w:r>
+        <w:rPr>
+          <w:rFonts w:ascii="新細明體" w:eastAsia="新細明體" w:hAnsi="新細明體" w:cs="新細明體"/>
           <w:b/>
           <w:bCs/>
-        </w:rPr>
-        <w:t>初識沙灘排球</w:t>
-      </w:r>
-      <w:r>
-        <w:rPr>
+          <w:kern w:val="0"/>
+          <w14:ligatures w14:val="none"/>
+        </w:rPr>
+        <w:t>技術與比賽風格</w:t>
+      </w:r>
+    </w:p>
+    <w:p>
+      <w:pPr>
+        <w:widowControl/>
+        <w:numPr>
+          <w:ilvl w:val="0"/>
+          <w:numId w:val="4"/>
+        </w:numPr>
+        <w:spacing w:before="100" w:beforeAutospacing="1" w:after="100" w:afterAutospacing="1" w:line="240" w:lineRule="auto"/>
+        <w:rPr>
+          <w:rFonts w:ascii="新細明體" w:eastAsia="新細明體" w:hAnsi="新細明體" w:cs="新細明體"/>
+          <w:kern w:val="0"/>
+          <w14:ligatures w14:val="none"/>
+        </w:rPr>
+      </w:pPr>
+      <w:r>
+        <w:rPr>
+          <w:rFonts w:ascii="新細明體" w:eastAsia="新細明體" w:hAnsi="新細明體" w:cs="新細明體"/>
           <w:b/>
           <w:bCs/>
-        </w:rPr>
-        <w:t>——</w:t>
-      </w:r>
-      <w:r>
-        <w:rPr>
+          <w:kern w:val="0"/>
+          <w14:ligatures w14:val="none"/>
+        </w:rPr>
+        <w:t>戰術風格</w:t>
+      </w:r>
+      <w:r>
+        <w:rPr>
+          <w:rFonts w:ascii="新細明體" w:eastAsia="新細明體" w:hAnsi="新細明體" w:cs="新細明體"/>
+          <w:kern w:val="0"/>
+          <w14:ligatures w14:val="none"/>
+        </w:rPr>
+        <w:t>：精準控球、戰略性布局、靈活應變。</w:t>
+      </w:r>
+    </w:p>
+    <w:p>
+      <w:pPr>
+        <w:widowControl/>
+        <w:numPr>
+          <w:ilvl w:val="0"/>
+          <w:numId w:val="4"/>
+        </w:numPr>
+        <w:spacing w:before="100" w:beforeAutospacing="1" w:after="100" w:afterAutospacing="1" w:line="240" w:lineRule="auto"/>
+        <w:rPr>
+          <w:rFonts w:ascii="新細明體" w:eastAsia="新細明體" w:hAnsi="新細明體" w:cs="新細明體"/>
+          <w:kern w:val="0"/>
+          <w14:ligatures w14:val="none"/>
+        </w:rPr>
+      </w:pPr>
+      <w:r>
+        <w:rPr>
+          <w:rFonts w:ascii="新細明體" w:eastAsia="新細明體" w:hAnsi="新細明體" w:cs="新細明體"/>
           <w:b/>
           <w:bCs/>
-        </w:rPr>
-        <w:t>突破高牆的契機</w:t>
+          <w:kern w:val="0"/>
+          <w14:ligatures w14:val="none"/>
+        </w:rPr>
+        <w:t>技術特色</w:t>
+      </w:r>
+      <w:r>
+        <w:rPr>
+          <w:rFonts w:ascii="新細明體" w:eastAsia="新細明體" w:hAnsi="新細明體" w:cs="新細明體"/>
+          <w:kern w:val="0"/>
+          <w14:ligatures w14:val="none"/>
+        </w:rPr>
+        <w:t>：</w:t>
       </w:r>
     </w:p>
     <w:p>
-      <w:r>
-        <w:t>一次機緣巧合，她在家族的度假莊園裡，看見了一場沙灘排球比賽。</w:t>
+      <w:pPr>
+        <w:widowControl/>
+        <w:numPr>
+          <w:ilvl w:val="1"/>
+          <w:numId w:val="4"/>
+        </w:numPr>
+        <w:spacing w:before="100" w:beforeAutospacing="1" w:after="100" w:afterAutospacing="1" w:line="240" w:lineRule="auto"/>
+        <w:rPr>
+          <w:rFonts w:ascii="新細明體" w:eastAsia="新細明體" w:hAnsi="新細明體" w:cs="新細明體"/>
+          <w:kern w:val="0"/>
+          <w14:ligatures w14:val="none"/>
+        </w:rPr>
+      </w:pPr>
+      <w:r>
+        <w:rPr>
+          <w:rFonts w:ascii="新細明體" w:eastAsia="新細明體" w:hAnsi="新細明體" w:cs="新細明體"/>
+          <w:b/>
+          <w:bCs/>
+          <w:kern w:val="0"/>
+          <w14:ligatures w14:val="none"/>
+        </w:rPr>
+        <w:t>傳球</w:t>
+      </w:r>
+      <w:r>
+        <w:rPr>
+          <w:rFonts w:ascii="新細明體" w:eastAsia="新細明體" w:hAnsi="新細明體" w:cs="新細明體"/>
+          <w:kern w:val="0"/>
+          <w14:ligatures w14:val="none"/>
+        </w:rPr>
+        <w:t>：動作優雅且穩定。</w:t>
       </w:r>
     </w:p>
     <w:p>
-      <w:r>
-        <w:t>那與她所熟悉的優雅世界完全不同</w:t>
-      </w:r>
-      <w:r>
-        <w:t>——</w:t>
-      </w:r>
-      <w:r>
-        <w:t>這項運動熱情、激烈、充滿生命力。</w:t>
+      <w:pPr>
+        <w:widowControl/>
+        <w:numPr>
+          <w:ilvl w:val="1"/>
+          <w:numId w:val="4"/>
+        </w:numPr>
+        <w:spacing w:before="100" w:beforeAutospacing="1" w:after="100" w:afterAutospacing="1" w:line="240" w:lineRule="auto"/>
+        <w:rPr>
+          <w:rFonts w:ascii="新細明體" w:eastAsia="新細明體" w:hAnsi="新細明體" w:cs="新細明體"/>
+          <w:kern w:val="0"/>
+          <w14:ligatures w14:val="none"/>
+        </w:rPr>
+      </w:pPr>
+      <w:r>
+        <w:rPr>
+          <w:rFonts w:ascii="新細明體" w:eastAsia="新細明體" w:hAnsi="新細明體" w:cs="新細明體"/>
+          <w:b/>
+          <w:bCs/>
+          <w:kern w:val="0"/>
+          <w14:ligatures w14:val="none"/>
+        </w:rPr>
+        <w:t>扣殺</w:t>
+      </w:r>
+      <w:r>
+        <w:rPr>
+          <w:rFonts w:ascii="新細明體" w:eastAsia="新細明體" w:hAnsi="新細明體" w:cs="新細明體"/>
+          <w:kern w:val="0"/>
+          <w14:ligatures w14:val="none"/>
+        </w:rPr>
+        <w:t>：類似擊劍動作，講求精準與速度。</w:t>
       </w:r>
     </w:p>
     <w:p>
-      <w:r>
-        <w:t>她第一次被這種充滿汗水與鬥志的競技所吸引。</w:t>
+      <w:pPr>
+        <w:widowControl/>
+        <w:numPr>
+          <w:ilvl w:val="1"/>
+          <w:numId w:val="4"/>
+        </w:numPr>
+        <w:spacing w:before="100" w:beforeAutospacing="1" w:after="100" w:afterAutospacing="1" w:line="240" w:lineRule="auto"/>
+        <w:rPr>
+          <w:rFonts w:ascii="新細明體" w:eastAsia="新細明體" w:hAnsi="新細明體" w:cs="新細明體"/>
+          <w:kern w:val="0"/>
+          <w14:ligatures w14:val="none"/>
+        </w:rPr>
+      </w:pPr>
+      <w:r>
+        <w:rPr>
+          <w:rFonts w:ascii="新細明體" w:eastAsia="新細明體" w:hAnsi="新細明體" w:cs="新細明體"/>
+          <w:b/>
+          <w:bCs/>
+          <w:kern w:val="0"/>
+          <w14:ligatures w14:val="none"/>
+        </w:rPr>
+        <w:t>步伐</w:t>
+      </w:r>
+      <w:r>
+        <w:rPr>
+          <w:rFonts w:ascii="新細明體" w:eastAsia="新細明體" w:hAnsi="新細明體" w:cs="新細明體"/>
+          <w:kern w:val="0"/>
+          <w14:ligatures w14:val="none"/>
+        </w:rPr>
+        <w:t>：流暢輕盈，兼具敏捷與平衡。</w:t>
       </w:r>
     </w:p>
     <w:p>
-      <w:r>
-        <w:t>「這就是我想要的嗎</w:t>
-      </w:r>
-      <w:r>
-        <w:t>……</w:t>
-      </w:r>
-      <w:r>
-        <w:t>？」</w:t>
+      <w:pPr>
+        <w:widowControl/>
+        <w:spacing w:before="100" w:beforeAutospacing="1" w:after="100" w:afterAutospacing="1" w:line="240" w:lineRule="auto"/>
+        <w:outlineLvl w:val="3"/>
+        <w:rPr>
+          <w:rFonts w:ascii="新細明體" w:eastAsia="新細明體" w:hAnsi="新細明體" w:cs="新細明體"/>
+          <w:b/>
+          <w:bCs/>
+          <w:kern w:val="0"/>
+          <w14:ligatures w14:val="none"/>
+        </w:rPr>
+      </w:pPr>
+      <w:r>
+        <w:rPr>
+          <w:rFonts w:ascii="新細明體" w:eastAsia="新細明體" w:hAnsi="新細明體" w:cs="新細明體"/>
+          <w:b/>
+          <w:bCs/>
+          <w:kern w:val="0"/>
+          <w14:ligatures w14:val="none"/>
+        </w:rPr>
+        <w:t>參與維納斯璀璨假期</w:t>
       </w:r>
     </w:p>
     <w:p>
-      <w:r>
-        <w:t>懷著好奇與挑戰的心，她偷偷開始學習沙灘排球。</w:t>
+      <w:pPr>
+        <w:widowControl/>
+        <w:numPr>
+          <w:ilvl w:val="0"/>
+          <w:numId w:val="5"/>
+        </w:numPr>
+        <w:spacing w:before="100" w:beforeAutospacing="1" w:after="100" w:afterAutospacing="1" w:line="240" w:lineRule="auto"/>
+        <w:rPr>
+          <w:rFonts w:ascii="新細明體" w:eastAsia="新細明體" w:hAnsi="新細明體" w:cs="新細明體"/>
+          <w:kern w:val="0"/>
+          <w14:ligatures w14:val="none"/>
+        </w:rPr>
+      </w:pPr>
+      <w:r>
+        <w:rPr>
+          <w:rFonts w:ascii="新細明體" w:eastAsia="新細明體" w:hAnsi="新細明體" w:cs="新細明體"/>
+          <w:kern w:val="0"/>
+          <w14:ligatures w14:val="none"/>
+        </w:rPr>
+        <w:t>受邀參加「維納斯璀璨假期」，開始與來自世界各地的選手競技。</w:t>
       </w:r>
     </w:p>
     <w:p>
-      <w:r>
-        <w:t>起初，她的家族強烈反對，認為這項運動過於粗野，不適合她這樣的貴族千</w:t>
-      </w:r>
-      <w:r>
-        <w:lastRenderedPageBreak/>
-        <w:t>金。但伊莉絲從不輕易屈服，她在無數個夜晚獨自訓練，在沙地上跌倒、爬起，直到她的每一個動作都帶著如舞蹈般的流暢。</w:t>
+      <w:pPr>
+        <w:widowControl/>
+        <w:numPr>
+          <w:ilvl w:val="0"/>
+          <w:numId w:val="5"/>
+        </w:numPr>
+        <w:spacing w:before="100" w:beforeAutospacing="1" w:after="100" w:afterAutospacing="1" w:line="240" w:lineRule="auto"/>
+        <w:rPr>
+          <w:rFonts w:ascii="新細明體" w:eastAsia="新細明體" w:hAnsi="新細明體" w:cs="新細明體"/>
+          <w:kern w:val="0"/>
+          <w14:ligatures w14:val="none"/>
+        </w:rPr>
+      </w:pPr>
+      <w:r>
+        <w:rPr>
+          <w:rFonts w:ascii="新細明體" w:eastAsia="新細明體" w:hAnsi="新細明體" w:cs="新細明體"/>
+          <w:kern w:val="0"/>
+          <w14:ligatures w14:val="none"/>
+        </w:rPr>
+        <w:t>初期習慣獨自作戰，但逐漸理解團隊合作的重要性。</w:t>
       </w:r>
     </w:p>
     <w:p>
-      <w:r>
-        <w:t>她並非僅依靠蠻力，而是將貴族血統賦予的精準與戰略思維，轉化為最具魅力的競技方式。</w:t>
+      <w:pPr>
+        <w:widowControl/>
+        <w:numPr>
+          <w:ilvl w:val="0"/>
+          <w:numId w:val="5"/>
+        </w:numPr>
+        <w:spacing w:before="100" w:beforeAutospacing="1" w:after="100" w:afterAutospacing="1" w:line="240" w:lineRule="auto"/>
+        <w:rPr>
+          <w:rFonts w:ascii="新細明體" w:eastAsia="新細明體" w:hAnsi="新細明體" w:cs="新細明體"/>
+          <w:kern w:val="0"/>
+          <w14:ligatures w14:val="none"/>
+        </w:rPr>
+      </w:pPr>
+      <w:r>
+        <w:rPr>
+          <w:rFonts w:ascii="新細明體" w:eastAsia="新細明體" w:hAnsi="新細明體" w:cs="新細明體"/>
+          <w:kern w:val="0"/>
+          <w14:ligatures w14:val="none"/>
+        </w:rPr>
+        <w:t>在比賽中適應不同風格對手，提升戰術靈活性。</w:t>
       </w:r>
     </w:p>
     <w:p>
-      <w:r>
-        <w:t>她的傳球優雅如樂章，她的扣殺精準如刺劍，她的步伐輕盈如舞者。</w:t>
+      <w:pPr>
+        <w:widowControl/>
+        <w:spacing w:before="100" w:beforeAutospacing="1" w:after="100" w:afterAutospacing="1" w:line="240" w:lineRule="auto"/>
+        <w:outlineLvl w:val="3"/>
+        <w:rPr>
+          <w:rFonts w:ascii="新細明體" w:eastAsia="新細明體" w:hAnsi="新細明體" w:cs="新細明體"/>
+          <w:b/>
+          <w:bCs/>
+          <w:kern w:val="0"/>
+          <w14:ligatures w14:val="none"/>
+        </w:rPr>
+      </w:pPr>
+      <w:r>
+        <w:rPr>
+          <w:rFonts w:ascii="新細明體" w:eastAsia="新細明體" w:hAnsi="新細明體" w:cs="新細明體"/>
+          <w:b/>
+          <w:bCs/>
+          <w:kern w:val="0"/>
+          <w14:ligatures w14:val="none"/>
+        </w:rPr>
+        <w:t>影響與個人成長</w:t>
       </w:r>
     </w:p>
     <w:p>
-      <w:r>
-        <w:t>她不僅學會了沙灘排球，更學會了如何用自己的方式掌控比賽。</w:t>
+      <w:pPr>
+        <w:widowControl/>
+        <w:numPr>
+          <w:ilvl w:val="0"/>
+          <w:numId w:val="6"/>
+        </w:numPr>
+        <w:spacing w:before="100" w:beforeAutospacing="1" w:after="100" w:afterAutospacing="1" w:line="240" w:lineRule="auto"/>
+        <w:rPr>
+          <w:rFonts w:ascii="新細明體" w:eastAsia="新細明體" w:hAnsi="新細明體" w:cs="新細明體"/>
+          <w:kern w:val="0"/>
+          <w14:ligatures w14:val="none"/>
+        </w:rPr>
+      </w:pPr>
+      <w:r>
+        <w:rPr>
+          <w:rFonts w:ascii="新細明體" w:eastAsia="新細明體" w:hAnsi="新細明體" w:cs="新細明體"/>
+          <w:kern w:val="0"/>
+          <w14:ligatures w14:val="none"/>
+        </w:rPr>
+        <w:t>由傳統貴族千金轉變為真正的競技選手。</w:t>
       </w:r>
     </w:p>
     <w:p>
       <w:pPr>
-        <w:rPr>
+        <w:widowControl/>
+        <w:numPr>
+          <w:ilvl w:val="0"/>
+          <w:numId w:val="6"/>
+        </w:numPr>
+        <w:spacing w:before="100" w:beforeAutospacing="1" w:after="100" w:afterAutospacing="1" w:line="240" w:lineRule="auto"/>
+        <w:rPr>
+          <w:rFonts w:ascii="新細明體" w:eastAsia="新細明體" w:hAnsi="新細明體" w:cs="新細明體"/>
+          <w:kern w:val="0"/>
+          <w14:ligatures w14:val="none"/>
+        </w:rPr>
+      </w:pPr>
+      <w:r>
+        <w:rPr>
+          <w:rFonts w:ascii="新細明體" w:eastAsia="新細明體" w:hAnsi="新細明體" w:cs="新細明體"/>
+          <w:kern w:val="0"/>
+          <w14:ligatures w14:val="none"/>
+        </w:rPr>
+        <w:t>從依靠計算好的戰略，逐步學習臨場應變與團隊協作。</w:t>
+      </w:r>
+    </w:p>
+    <w:p>
+      <w:pPr>
+        <w:widowControl/>
+        <w:numPr>
+          <w:ilvl w:val="0"/>
+          <w:numId w:val="6"/>
+        </w:numPr>
+        <w:spacing w:before="100" w:beforeAutospacing="1" w:after="100" w:afterAutospacing="1" w:line="240" w:lineRule="auto"/>
+        <w:rPr>
+          <w:rFonts w:ascii="新細明體" w:eastAsia="新細明體" w:hAnsi="新細明體" w:cs="新細明體"/>
+          <w:kern w:val="0"/>
+          <w14:ligatures w14:val="none"/>
+        </w:rPr>
+      </w:pPr>
+      <w:r>
+        <w:rPr>
+          <w:rFonts w:ascii="新細明體" w:eastAsia="新細明體" w:hAnsi="新細明體" w:cs="新細明體"/>
+          <w:kern w:val="0"/>
+          <w14:ligatures w14:val="none"/>
+        </w:rPr>
+        <w:t>逐漸接受比賽的挑戰與變數，內心變得更加自由。</w:t>
+      </w:r>
+    </w:p>
+    <w:p>
+      <w:pPr>
+        <w:widowControl/>
+        <w:spacing w:before="100" w:beforeAutospacing="1" w:after="100" w:afterAutospacing="1" w:line="240" w:lineRule="auto"/>
+        <w:outlineLvl w:val="3"/>
+        <w:rPr>
+          <w:rFonts w:ascii="新細明體" w:eastAsia="新細明體" w:hAnsi="新細明體" w:cs="新細明體"/>
           <w:b/>
           <w:bCs/>
-        </w:rPr>
-      </w:pPr>
-      <w:r>
-        <w:rPr>
+          <w:kern w:val="0"/>
+          <w14:ligatures w14:val="none"/>
+        </w:rPr>
+      </w:pPr>
+      <w:r>
+        <w:rPr>
+          <w:rFonts w:ascii="新細明體" w:eastAsia="新細明體" w:hAnsi="新細明體" w:cs="新細明體"/>
           <w:b/>
           <w:bCs/>
-        </w:rPr>
-        <w:t>維納斯群島</w:t>
-      </w:r>
-      <w:r>
-        <w:rPr>
-          <w:b/>
-          <w:bCs/>
-        </w:rPr>
-        <w:t>——</w:t>
-      </w:r>
-      <w:r>
-        <w:rPr>
-          <w:b/>
-          <w:bCs/>
-        </w:rPr>
-        <w:t>公主的試煉場</w:t>
+          <w:kern w:val="0"/>
+          <w14:ligatures w14:val="none"/>
+        </w:rPr>
+        <w:lastRenderedPageBreak/>
+        <w:t>目標與未來展望</w:t>
       </w:r>
     </w:p>
     <w:p>
-      <w:r>
-        <w:t>當「維納斯璀璨假期」向她發出邀請時，她毫不猶豫地答應了。</w:t>
+      <w:pPr>
+        <w:widowControl/>
+        <w:numPr>
+          <w:ilvl w:val="0"/>
+          <w:numId w:val="7"/>
+        </w:numPr>
+        <w:spacing w:before="100" w:beforeAutospacing="1" w:after="100" w:afterAutospacing="1" w:line="240" w:lineRule="auto"/>
+        <w:rPr>
+          <w:rFonts w:ascii="新細明體" w:eastAsia="新細明體" w:hAnsi="新細明體" w:cs="新細明體"/>
+          <w:kern w:val="0"/>
+          <w14:ligatures w14:val="none"/>
+        </w:rPr>
+      </w:pPr>
+      <w:r>
+        <w:rPr>
+          <w:rFonts w:ascii="新細明體" w:eastAsia="新細明體" w:hAnsi="新細明體" w:cs="新細明體"/>
+          <w:kern w:val="0"/>
+          <w14:ligatures w14:val="none"/>
+        </w:rPr>
+        <w:t>持續提升競技實力，探索更高層級的比賽。</w:t>
       </w:r>
     </w:p>
     <w:p>
-      <w:r>
-        <w:t>這裡，是她真正的試煉場。</w:t>
+      <w:pPr>
+        <w:widowControl/>
+        <w:numPr>
+          <w:ilvl w:val="0"/>
+          <w:numId w:val="7"/>
+        </w:numPr>
+        <w:spacing w:before="100" w:beforeAutospacing="1" w:after="100" w:afterAutospacing="1" w:line="240" w:lineRule="auto"/>
+        <w:rPr>
+          <w:rFonts w:ascii="新細明體" w:eastAsia="新細明體" w:hAnsi="新細明體" w:cs="新細明體"/>
+          <w:kern w:val="0"/>
+          <w14:ligatures w14:val="none"/>
+        </w:rPr>
+      </w:pPr>
+      <w:r>
+        <w:rPr>
+          <w:rFonts w:ascii="新細明體" w:eastAsia="新細明體" w:hAnsi="新細明體" w:cs="新細明體"/>
+          <w:kern w:val="0"/>
+          <w14:ligatures w14:val="none"/>
+        </w:rPr>
+        <w:t>保持貴族氣質的同時，發展個人運動風格。</w:t>
       </w:r>
     </w:p>
     <w:p>
-      <w:r>
-        <w:t>在島上，她遇見了來自世界各地的高手，也見識到了與她完全不同的比賽風格。</w:t>
-      </w:r>
-    </w:p>
-    <w:p>
-      <w:r>
-        <w:t>她曾經習慣於單獨作戰，認為只有靠自己才能獲得勝利，然而，在維納斯群島的比賽中，她逐漸理解了團隊的意義。</w:t>
-      </w:r>
-    </w:p>
-    <w:p>
-      <w:r>
-        <w:t>「信任隊友，才是真正的強者。」</w:t>
-      </w:r>
-    </w:p>
-    <w:p>
-      <w:r>
-        <w:t>她的打法變得更加靈活，她開始學會適應隊友的節奏，學會在對戰中臨機應變，而不再只是依靠自己計算好的戰略。</w:t>
-      </w:r>
-    </w:p>
-    <w:p>
-      <w:r>
-        <w:t>比賽的激情，讓她感受到前所未有的自由。</w:t>
-      </w:r>
-    </w:p>
-    <w:p>
-      <w:pPr>
-        <w:rPr>
-          <w:b/>
-          <w:bCs/>
-        </w:rPr>
-      </w:pPr>
-      <w:r>
-        <w:rPr>
-          <w:b/>
-          <w:bCs/>
-        </w:rPr>
-        <w:t>優雅與力量的完美平衡</w:t>
-      </w:r>
-    </w:p>
-    <w:p>
-      <w:r>
-        <w:t>如今的伊莉絲，仍然保持著貴族般的氣質，但她已經不再只是那位被禁錮的「完美千金」。</w:t>
-      </w:r>
-    </w:p>
-    <w:p>
-      <w:r>
-        <w:t>她找到了自己的道路，她以沙灘排球為劍，在陽光與海浪之間揮灑汗水，證明自己不僅僅是個貴族，而是一名真正的競技選手。</w:t>
-      </w:r>
-    </w:p>
-    <w:p>
-      <w:r>
-        <w:t>她的眼神不再冰冷，而是帶著一絲溫暖，嘴角不再只是禮貌性的微笑，而是真正的喜悅。</w:t>
-      </w:r>
-    </w:p>
-    <w:p>
-      <w:r>
-        <w:t>她站在沙灘上，夕陽映照著她的金色髮絲，她輕輕握拳，心中只有一個念頭</w:t>
-      </w:r>
-      <w:r>
-        <w:t>——</w:t>
-      </w:r>
-    </w:p>
-    <w:p>
-      <w:r>
-        <w:t>「這是我選擇的道路，無論勝敗，我都會走到底。」</w:t>
-      </w:r>
-    </w:p>
-    <w:p>
-      <w:r>
-        <w:rPr>
-          <w:b/>
-          <w:bCs/>
-        </w:rPr>
-        <w:lastRenderedPageBreak/>
-        <w:t>——</w:t>
-      </w:r>
-      <w:r>
-        <w:rPr>
-          <w:b/>
-          <w:bCs/>
-        </w:rPr>
-        <w:t>伊莉絲的故事，仍在繼續。</w:t>
+      <w:pPr>
+        <w:widowControl/>
+        <w:numPr>
+          <w:ilvl w:val="0"/>
+          <w:numId w:val="7"/>
+        </w:numPr>
+        <w:spacing w:before="100" w:beforeAutospacing="1" w:after="100" w:afterAutospacing="1" w:line="240" w:lineRule="auto"/>
+        <w:rPr>
+          <w:rFonts w:ascii="新細明體" w:eastAsia="新細明體" w:hAnsi="新細明體" w:cs="新細明體"/>
+          <w:kern w:val="0"/>
+          <w14:ligatures w14:val="none"/>
+        </w:rPr>
+      </w:pPr>
+      <w:r>
+        <w:rPr>
+          <w:rFonts w:ascii="新細明體" w:eastAsia="新細明體" w:hAnsi="新細明體" w:cs="新細明體"/>
+          <w:kern w:val="0"/>
+          <w14:ligatures w14:val="none"/>
+        </w:rPr>
+        <w:t>透過沙灘排球證明自身價值，不再受家族期望束縛。</w:t>
       </w:r>
     </w:p>
     <w:p/>
@@ -319,6 +850,1075 @@
     </w:sectPr>
   </w:body>
 </w:document>
+</file>
+
+<file path=word/numbering.xml><?xml version="1.0" encoding="utf-8"?>
+<w:numbering xmlns:wpc="http://schemas.microsoft.com/office/word/2010/wordprocessingCanvas" xmlns:cx="http://schemas.microsoft.com/office/drawing/2014/chartex" xmlns:cx1="http://schemas.microsoft.com/office/drawing/2015/9/8/chartex" xmlns:cx2="http://schemas.microsoft.com/office/drawing/2015/10/21/chartex" xmlns:cx3="http://schemas.microsoft.com/office/drawing/2016/5/9/chartex" xmlns:cx4="http://schemas.microsoft.com/office/drawing/2016/5/10/chartex" xmlns:cx5="http://schemas.microsoft.com/office/drawing/2016/5/11/chartex" xmlns:cx6="http://schemas.microsoft.com/office/drawing/2016/5/12/chartex" xmlns:cx7="http://schemas.microsoft.com/office/drawing/2016/5/13/chartex" xmlns:cx8="http://schemas.microsoft.com/office/drawing/2016/5/14/chartex" xmlns:mc="http://schemas.openxmlformats.org/markup-compatibility/2006" xmlns:aink="http://schemas.microsoft.com/office/drawing/2016/ink" xmlns:am3d="http://schemas.microsoft.com/office/drawing/2017/model3d" xmlns:o="urn:schemas-microsoft-com:office:office" xmlns:oel="http://schemas.microsoft.com/office/2019/extlst" xmlns:r="http://schemas.openxmlformats.org/officeDocument/2006/relationships" xmlns:m="http://schemas.openxmlformats.org/officeDocument/2006/math" xmlns:v="urn:schemas-microsoft-com:vml" xmlns:wp14="http://schemas.microsoft.com/office/word/2010/wordprocessingDrawing" xmlns:wp="http://schemas.openxmlformats.org/drawingml/2006/wordprocessingDrawing" xmlns:w10="urn:schemas-microsoft-com:office:word" xmlns:w="http://schemas.openxmlformats.org/wordprocessingml/2006/main" xmlns:w14="http://schemas.microsoft.com/office/word/2010/wordml" xmlns:w15="http://schemas.microsoft.com/office/word/2012/wordml" xmlns:w16cex="http://schemas.microsoft.com/office/word/2018/wordml/cex" xmlns:w16cid="http://schemas.microsoft.com/office/word/2016/wordml/cid" xmlns:w16="http://schemas.microsoft.com/office/word/2018/wordml" xmlns:w16du="http://schemas.microsoft.com/office/word/2023/wordml/word16du" xmlns:w16sdtdh="http://schemas.microsoft.com/office/word/2020/wordml/sdtdatahash" xmlns:w16sdtfl="http://schemas.microsoft.com/office/word/2024/wordml/sdtformatlock" xmlns:w16se="http://schemas.microsoft.com/office/word/2015/wordml/symex" xmlns:wpg="http://schemas.microsoft.com/office/word/2010/wordprocessingGroup" xmlns:wpi="http://schemas.microsoft.com/office/word/2010/wordprocessingInk" xmlns:wne="http://schemas.microsoft.com/office/word/2006/wordml" xmlns:wps="http://schemas.microsoft.com/office/word/2010/wordprocessingShape" mc:Ignorable="w14 w15 w16se w16cid w16 w16cex w16sdtdh w16sdtfl w16du wp14">
+  <w:abstractNum w:abstractNumId="0" w15:restartNumberingAfterBreak="0">
+    <w:nsid w:val="04155B7B"/>
+    <w:multiLevelType w:val="multilevel"/>
+    <w:tmpl w:val="8B7A55C4"/>
+    <w:lvl w:ilvl="0">
+      <w:start w:val="1"/>
+      <w:numFmt w:val="bullet"/>
+      <w:lvlText w:val=""/>
+      <w:lvlJc w:val="left"/>
+      <w:pPr>
+        <w:tabs>
+          <w:tab w:val="num" w:pos="720"/>
+        </w:tabs>
+        <w:ind w:left="720" w:hanging="360"/>
+      </w:pPr>
+      <w:rPr>
+        <w:rFonts w:ascii="Symbol" w:hAnsi="Symbol" w:hint="default"/>
+        <w:sz w:val="20"/>
+      </w:rPr>
+    </w:lvl>
+    <w:lvl w:ilvl="1">
+      <w:start w:val="1"/>
+      <w:numFmt w:val="bullet"/>
+      <w:lvlText w:val="o"/>
+      <w:lvlJc w:val="left"/>
+      <w:pPr>
+        <w:tabs>
+          <w:tab w:val="num" w:pos="1440"/>
+        </w:tabs>
+        <w:ind w:left="1440" w:hanging="360"/>
+      </w:pPr>
+      <w:rPr>
+        <w:rFonts w:ascii="Courier New" w:hAnsi="Courier New" w:hint="default"/>
+        <w:sz w:val="20"/>
+      </w:rPr>
+    </w:lvl>
+    <w:lvl w:ilvl="2" w:tentative="1">
+      <w:start w:val="1"/>
+      <w:numFmt w:val="bullet"/>
+      <w:lvlText w:val=""/>
+      <w:lvlJc w:val="left"/>
+      <w:pPr>
+        <w:tabs>
+          <w:tab w:val="num" w:pos="2160"/>
+        </w:tabs>
+        <w:ind w:left="2160" w:hanging="360"/>
+      </w:pPr>
+      <w:rPr>
+        <w:rFonts w:ascii="Wingdings" w:hAnsi="Wingdings" w:hint="default"/>
+        <w:sz w:val="20"/>
+      </w:rPr>
+    </w:lvl>
+    <w:lvl w:ilvl="3" w:tentative="1">
+      <w:start w:val="1"/>
+      <w:numFmt w:val="bullet"/>
+      <w:lvlText w:val=""/>
+      <w:lvlJc w:val="left"/>
+      <w:pPr>
+        <w:tabs>
+          <w:tab w:val="num" w:pos="2880"/>
+        </w:tabs>
+        <w:ind w:left="2880" w:hanging="360"/>
+      </w:pPr>
+      <w:rPr>
+        <w:rFonts w:ascii="Wingdings" w:hAnsi="Wingdings" w:hint="default"/>
+        <w:sz w:val="20"/>
+      </w:rPr>
+    </w:lvl>
+    <w:lvl w:ilvl="4" w:tentative="1">
+      <w:start w:val="1"/>
+      <w:numFmt w:val="bullet"/>
+      <w:lvlText w:val=""/>
+      <w:lvlJc w:val="left"/>
+      <w:pPr>
+        <w:tabs>
+          <w:tab w:val="num" w:pos="3600"/>
+        </w:tabs>
+        <w:ind w:left="3600" w:hanging="360"/>
+      </w:pPr>
+      <w:rPr>
+        <w:rFonts w:ascii="Wingdings" w:hAnsi="Wingdings" w:hint="default"/>
+        <w:sz w:val="20"/>
+      </w:rPr>
+    </w:lvl>
+    <w:lvl w:ilvl="5" w:tentative="1">
+      <w:start w:val="1"/>
+      <w:numFmt w:val="bullet"/>
+      <w:lvlText w:val=""/>
+      <w:lvlJc w:val="left"/>
+      <w:pPr>
+        <w:tabs>
+          <w:tab w:val="num" w:pos="4320"/>
+        </w:tabs>
+        <w:ind w:left="4320" w:hanging="360"/>
+      </w:pPr>
+      <w:rPr>
+        <w:rFonts w:ascii="Wingdings" w:hAnsi="Wingdings" w:hint="default"/>
+        <w:sz w:val="20"/>
+      </w:rPr>
+    </w:lvl>
+    <w:lvl w:ilvl="6" w:tentative="1">
+      <w:start w:val="1"/>
+      <w:numFmt w:val="bullet"/>
+      <w:lvlText w:val=""/>
+      <w:lvlJc w:val="left"/>
+      <w:pPr>
+        <w:tabs>
+          <w:tab w:val="num" w:pos="5040"/>
+        </w:tabs>
+        <w:ind w:left="5040" w:hanging="360"/>
+      </w:pPr>
+      <w:rPr>
+        <w:rFonts w:ascii="Wingdings" w:hAnsi="Wingdings" w:hint="default"/>
+        <w:sz w:val="20"/>
+      </w:rPr>
+    </w:lvl>
+    <w:lvl w:ilvl="7" w:tentative="1">
+      <w:start w:val="1"/>
+      <w:numFmt w:val="bullet"/>
+      <w:lvlText w:val=""/>
+      <w:lvlJc w:val="left"/>
+      <w:pPr>
+        <w:tabs>
+          <w:tab w:val="num" w:pos="5760"/>
+        </w:tabs>
+        <w:ind w:left="5760" w:hanging="360"/>
+      </w:pPr>
+      <w:rPr>
+        <w:rFonts w:ascii="Wingdings" w:hAnsi="Wingdings" w:hint="default"/>
+        <w:sz w:val="20"/>
+      </w:rPr>
+    </w:lvl>
+    <w:lvl w:ilvl="8" w:tentative="1">
+      <w:start w:val="1"/>
+      <w:numFmt w:val="bullet"/>
+      <w:lvlText w:val=""/>
+      <w:lvlJc w:val="left"/>
+      <w:pPr>
+        <w:tabs>
+          <w:tab w:val="num" w:pos="6480"/>
+        </w:tabs>
+        <w:ind w:left="6480" w:hanging="360"/>
+      </w:pPr>
+      <w:rPr>
+        <w:rFonts w:ascii="Wingdings" w:hAnsi="Wingdings" w:hint="default"/>
+        <w:sz w:val="20"/>
+      </w:rPr>
+    </w:lvl>
+  </w:abstractNum>
+  <w:abstractNum w:abstractNumId="1" w15:restartNumberingAfterBreak="0">
+    <w:nsid w:val="0A046ECC"/>
+    <w:multiLevelType w:val="multilevel"/>
+    <w:tmpl w:val="D124F396"/>
+    <w:lvl w:ilvl="0">
+      <w:start w:val="1"/>
+      <w:numFmt w:val="bullet"/>
+      <w:lvlText w:val=""/>
+      <w:lvlJc w:val="left"/>
+      <w:pPr>
+        <w:tabs>
+          <w:tab w:val="num" w:pos="720"/>
+        </w:tabs>
+        <w:ind w:left="720" w:hanging="360"/>
+      </w:pPr>
+      <w:rPr>
+        <w:rFonts w:ascii="Symbol" w:hAnsi="Symbol" w:hint="default"/>
+        <w:sz w:val="20"/>
+      </w:rPr>
+    </w:lvl>
+    <w:lvl w:ilvl="1" w:tentative="1">
+      <w:start w:val="1"/>
+      <w:numFmt w:val="bullet"/>
+      <w:lvlText w:val="o"/>
+      <w:lvlJc w:val="left"/>
+      <w:pPr>
+        <w:tabs>
+          <w:tab w:val="num" w:pos="1440"/>
+        </w:tabs>
+        <w:ind w:left="1440" w:hanging="360"/>
+      </w:pPr>
+      <w:rPr>
+        <w:rFonts w:ascii="Courier New" w:hAnsi="Courier New" w:hint="default"/>
+        <w:sz w:val="20"/>
+      </w:rPr>
+    </w:lvl>
+    <w:lvl w:ilvl="2" w:tentative="1">
+      <w:start w:val="1"/>
+      <w:numFmt w:val="bullet"/>
+      <w:lvlText w:val=""/>
+      <w:lvlJc w:val="left"/>
+      <w:pPr>
+        <w:tabs>
+          <w:tab w:val="num" w:pos="2160"/>
+        </w:tabs>
+        <w:ind w:left="2160" w:hanging="360"/>
+      </w:pPr>
+      <w:rPr>
+        <w:rFonts w:ascii="Wingdings" w:hAnsi="Wingdings" w:hint="default"/>
+        <w:sz w:val="20"/>
+      </w:rPr>
+    </w:lvl>
+    <w:lvl w:ilvl="3" w:tentative="1">
+      <w:start w:val="1"/>
+      <w:numFmt w:val="bullet"/>
+      <w:lvlText w:val=""/>
+      <w:lvlJc w:val="left"/>
+      <w:pPr>
+        <w:tabs>
+          <w:tab w:val="num" w:pos="2880"/>
+        </w:tabs>
+        <w:ind w:left="2880" w:hanging="360"/>
+      </w:pPr>
+      <w:rPr>
+        <w:rFonts w:ascii="Wingdings" w:hAnsi="Wingdings" w:hint="default"/>
+        <w:sz w:val="20"/>
+      </w:rPr>
+    </w:lvl>
+    <w:lvl w:ilvl="4" w:tentative="1">
+      <w:start w:val="1"/>
+      <w:numFmt w:val="bullet"/>
+      <w:lvlText w:val=""/>
+      <w:lvlJc w:val="left"/>
+      <w:pPr>
+        <w:tabs>
+          <w:tab w:val="num" w:pos="3600"/>
+        </w:tabs>
+        <w:ind w:left="3600" w:hanging="360"/>
+      </w:pPr>
+      <w:rPr>
+        <w:rFonts w:ascii="Wingdings" w:hAnsi="Wingdings" w:hint="default"/>
+        <w:sz w:val="20"/>
+      </w:rPr>
+    </w:lvl>
+    <w:lvl w:ilvl="5" w:tentative="1">
+      <w:start w:val="1"/>
+      <w:numFmt w:val="bullet"/>
+      <w:lvlText w:val=""/>
+      <w:lvlJc w:val="left"/>
+      <w:pPr>
+        <w:tabs>
+          <w:tab w:val="num" w:pos="4320"/>
+        </w:tabs>
+        <w:ind w:left="4320" w:hanging="360"/>
+      </w:pPr>
+      <w:rPr>
+        <w:rFonts w:ascii="Wingdings" w:hAnsi="Wingdings" w:hint="default"/>
+        <w:sz w:val="20"/>
+      </w:rPr>
+    </w:lvl>
+    <w:lvl w:ilvl="6" w:tentative="1">
+      <w:start w:val="1"/>
+      <w:numFmt w:val="bullet"/>
+      <w:lvlText w:val=""/>
+      <w:lvlJc w:val="left"/>
+      <w:pPr>
+        <w:tabs>
+          <w:tab w:val="num" w:pos="5040"/>
+        </w:tabs>
+        <w:ind w:left="5040" w:hanging="360"/>
+      </w:pPr>
+      <w:rPr>
+        <w:rFonts w:ascii="Wingdings" w:hAnsi="Wingdings" w:hint="default"/>
+        <w:sz w:val="20"/>
+      </w:rPr>
+    </w:lvl>
+    <w:lvl w:ilvl="7" w:tentative="1">
+      <w:start w:val="1"/>
+      <w:numFmt w:val="bullet"/>
+      <w:lvlText w:val=""/>
+      <w:lvlJc w:val="left"/>
+      <w:pPr>
+        <w:tabs>
+          <w:tab w:val="num" w:pos="5760"/>
+        </w:tabs>
+        <w:ind w:left="5760" w:hanging="360"/>
+      </w:pPr>
+      <w:rPr>
+        <w:rFonts w:ascii="Wingdings" w:hAnsi="Wingdings" w:hint="default"/>
+        <w:sz w:val="20"/>
+      </w:rPr>
+    </w:lvl>
+    <w:lvl w:ilvl="8" w:tentative="1">
+      <w:start w:val="1"/>
+      <w:numFmt w:val="bullet"/>
+      <w:lvlText w:val=""/>
+      <w:lvlJc w:val="left"/>
+      <w:pPr>
+        <w:tabs>
+          <w:tab w:val="num" w:pos="6480"/>
+        </w:tabs>
+        <w:ind w:left="6480" w:hanging="360"/>
+      </w:pPr>
+      <w:rPr>
+        <w:rFonts w:ascii="Wingdings" w:hAnsi="Wingdings" w:hint="default"/>
+        <w:sz w:val="20"/>
+      </w:rPr>
+    </w:lvl>
+  </w:abstractNum>
+  <w:abstractNum w:abstractNumId="2" w15:restartNumberingAfterBreak="0">
+    <w:nsid w:val="268C7562"/>
+    <w:multiLevelType w:val="multilevel"/>
+    <w:tmpl w:val="19728B56"/>
+    <w:lvl w:ilvl="0">
+      <w:start w:val="1"/>
+      <w:numFmt w:val="bullet"/>
+      <w:lvlText w:val=""/>
+      <w:lvlJc w:val="left"/>
+      <w:pPr>
+        <w:tabs>
+          <w:tab w:val="num" w:pos="720"/>
+        </w:tabs>
+        <w:ind w:left="720" w:hanging="360"/>
+      </w:pPr>
+      <w:rPr>
+        <w:rFonts w:ascii="Symbol" w:hAnsi="Symbol" w:hint="default"/>
+        <w:sz w:val="20"/>
+      </w:rPr>
+    </w:lvl>
+    <w:lvl w:ilvl="1" w:tentative="1">
+      <w:start w:val="1"/>
+      <w:numFmt w:val="bullet"/>
+      <w:lvlText w:val="o"/>
+      <w:lvlJc w:val="left"/>
+      <w:pPr>
+        <w:tabs>
+          <w:tab w:val="num" w:pos="1440"/>
+        </w:tabs>
+        <w:ind w:left="1440" w:hanging="360"/>
+      </w:pPr>
+      <w:rPr>
+        <w:rFonts w:ascii="Courier New" w:hAnsi="Courier New" w:hint="default"/>
+        <w:sz w:val="20"/>
+      </w:rPr>
+    </w:lvl>
+    <w:lvl w:ilvl="2" w:tentative="1">
+      <w:start w:val="1"/>
+      <w:numFmt w:val="bullet"/>
+      <w:lvlText w:val=""/>
+      <w:lvlJc w:val="left"/>
+      <w:pPr>
+        <w:tabs>
+          <w:tab w:val="num" w:pos="2160"/>
+        </w:tabs>
+        <w:ind w:left="2160" w:hanging="360"/>
+      </w:pPr>
+      <w:rPr>
+        <w:rFonts w:ascii="Wingdings" w:hAnsi="Wingdings" w:hint="default"/>
+        <w:sz w:val="20"/>
+      </w:rPr>
+    </w:lvl>
+    <w:lvl w:ilvl="3" w:tentative="1">
+      <w:start w:val="1"/>
+      <w:numFmt w:val="bullet"/>
+      <w:lvlText w:val=""/>
+      <w:lvlJc w:val="left"/>
+      <w:pPr>
+        <w:tabs>
+          <w:tab w:val="num" w:pos="2880"/>
+        </w:tabs>
+        <w:ind w:left="2880" w:hanging="360"/>
+      </w:pPr>
+      <w:rPr>
+        <w:rFonts w:ascii="Wingdings" w:hAnsi="Wingdings" w:hint="default"/>
+        <w:sz w:val="20"/>
+      </w:rPr>
+    </w:lvl>
+    <w:lvl w:ilvl="4" w:tentative="1">
+      <w:start w:val="1"/>
+      <w:numFmt w:val="bullet"/>
+      <w:lvlText w:val=""/>
+      <w:lvlJc w:val="left"/>
+      <w:pPr>
+        <w:tabs>
+          <w:tab w:val="num" w:pos="3600"/>
+        </w:tabs>
+        <w:ind w:left="3600" w:hanging="360"/>
+      </w:pPr>
+      <w:rPr>
+        <w:rFonts w:ascii="Wingdings" w:hAnsi="Wingdings" w:hint="default"/>
+        <w:sz w:val="20"/>
+      </w:rPr>
+    </w:lvl>
+    <w:lvl w:ilvl="5" w:tentative="1">
+      <w:start w:val="1"/>
+      <w:numFmt w:val="bullet"/>
+      <w:lvlText w:val=""/>
+      <w:lvlJc w:val="left"/>
+      <w:pPr>
+        <w:tabs>
+          <w:tab w:val="num" w:pos="4320"/>
+        </w:tabs>
+        <w:ind w:left="4320" w:hanging="360"/>
+      </w:pPr>
+      <w:rPr>
+        <w:rFonts w:ascii="Wingdings" w:hAnsi="Wingdings" w:hint="default"/>
+        <w:sz w:val="20"/>
+      </w:rPr>
+    </w:lvl>
+    <w:lvl w:ilvl="6" w:tentative="1">
+      <w:start w:val="1"/>
+      <w:numFmt w:val="bullet"/>
+      <w:lvlText w:val=""/>
+      <w:lvlJc w:val="left"/>
+      <w:pPr>
+        <w:tabs>
+          <w:tab w:val="num" w:pos="5040"/>
+        </w:tabs>
+        <w:ind w:left="5040" w:hanging="360"/>
+      </w:pPr>
+      <w:rPr>
+        <w:rFonts w:ascii="Wingdings" w:hAnsi="Wingdings" w:hint="default"/>
+        <w:sz w:val="20"/>
+      </w:rPr>
+    </w:lvl>
+    <w:lvl w:ilvl="7" w:tentative="1">
+      <w:start w:val="1"/>
+      <w:numFmt w:val="bullet"/>
+      <w:lvlText w:val=""/>
+      <w:lvlJc w:val="left"/>
+      <w:pPr>
+        <w:tabs>
+          <w:tab w:val="num" w:pos="5760"/>
+        </w:tabs>
+        <w:ind w:left="5760" w:hanging="360"/>
+      </w:pPr>
+      <w:rPr>
+        <w:rFonts w:ascii="Wingdings" w:hAnsi="Wingdings" w:hint="default"/>
+        <w:sz w:val="20"/>
+      </w:rPr>
+    </w:lvl>
+    <w:lvl w:ilvl="8" w:tentative="1">
+      <w:start w:val="1"/>
+      <w:numFmt w:val="bullet"/>
+      <w:lvlText w:val=""/>
+      <w:lvlJc w:val="left"/>
+      <w:pPr>
+        <w:tabs>
+          <w:tab w:val="num" w:pos="6480"/>
+        </w:tabs>
+        <w:ind w:left="6480" w:hanging="360"/>
+      </w:pPr>
+      <w:rPr>
+        <w:rFonts w:ascii="Wingdings" w:hAnsi="Wingdings" w:hint="default"/>
+        <w:sz w:val="20"/>
+      </w:rPr>
+    </w:lvl>
+  </w:abstractNum>
+  <w:abstractNum w:abstractNumId="3" w15:restartNumberingAfterBreak="0">
+    <w:nsid w:val="3253500C"/>
+    <w:multiLevelType w:val="multilevel"/>
+    <w:tmpl w:val="52E226DC"/>
+    <w:lvl w:ilvl="0">
+      <w:start w:val="1"/>
+      <w:numFmt w:val="bullet"/>
+      <w:lvlText w:val=""/>
+      <w:lvlJc w:val="left"/>
+      <w:pPr>
+        <w:tabs>
+          <w:tab w:val="num" w:pos="720"/>
+        </w:tabs>
+        <w:ind w:left="720" w:hanging="360"/>
+      </w:pPr>
+      <w:rPr>
+        <w:rFonts w:ascii="Symbol" w:hAnsi="Symbol" w:hint="default"/>
+        <w:sz w:val="20"/>
+      </w:rPr>
+    </w:lvl>
+    <w:lvl w:ilvl="1" w:tentative="1">
+      <w:start w:val="1"/>
+      <w:numFmt w:val="bullet"/>
+      <w:lvlText w:val="o"/>
+      <w:lvlJc w:val="left"/>
+      <w:pPr>
+        <w:tabs>
+          <w:tab w:val="num" w:pos="1440"/>
+        </w:tabs>
+        <w:ind w:left="1440" w:hanging="360"/>
+      </w:pPr>
+      <w:rPr>
+        <w:rFonts w:ascii="Courier New" w:hAnsi="Courier New" w:hint="default"/>
+        <w:sz w:val="20"/>
+      </w:rPr>
+    </w:lvl>
+    <w:lvl w:ilvl="2" w:tentative="1">
+      <w:start w:val="1"/>
+      <w:numFmt w:val="bullet"/>
+      <w:lvlText w:val=""/>
+      <w:lvlJc w:val="left"/>
+      <w:pPr>
+        <w:tabs>
+          <w:tab w:val="num" w:pos="2160"/>
+        </w:tabs>
+        <w:ind w:left="2160" w:hanging="360"/>
+      </w:pPr>
+      <w:rPr>
+        <w:rFonts w:ascii="Wingdings" w:hAnsi="Wingdings" w:hint="default"/>
+        <w:sz w:val="20"/>
+      </w:rPr>
+    </w:lvl>
+    <w:lvl w:ilvl="3" w:tentative="1">
+      <w:start w:val="1"/>
+      <w:numFmt w:val="bullet"/>
+      <w:lvlText w:val=""/>
+      <w:lvlJc w:val="left"/>
+      <w:pPr>
+        <w:tabs>
+          <w:tab w:val="num" w:pos="2880"/>
+        </w:tabs>
+        <w:ind w:left="2880" w:hanging="360"/>
+      </w:pPr>
+      <w:rPr>
+        <w:rFonts w:ascii="Wingdings" w:hAnsi="Wingdings" w:hint="default"/>
+        <w:sz w:val="20"/>
+      </w:rPr>
+    </w:lvl>
+    <w:lvl w:ilvl="4" w:tentative="1">
+      <w:start w:val="1"/>
+      <w:numFmt w:val="bullet"/>
+      <w:lvlText w:val=""/>
+      <w:lvlJc w:val="left"/>
+      <w:pPr>
+        <w:tabs>
+          <w:tab w:val="num" w:pos="3600"/>
+        </w:tabs>
+        <w:ind w:left="3600" w:hanging="360"/>
+      </w:pPr>
+      <w:rPr>
+        <w:rFonts w:ascii="Wingdings" w:hAnsi="Wingdings" w:hint="default"/>
+        <w:sz w:val="20"/>
+      </w:rPr>
+    </w:lvl>
+    <w:lvl w:ilvl="5" w:tentative="1">
+      <w:start w:val="1"/>
+      <w:numFmt w:val="bullet"/>
+      <w:lvlText w:val=""/>
+      <w:lvlJc w:val="left"/>
+      <w:pPr>
+        <w:tabs>
+          <w:tab w:val="num" w:pos="4320"/>
+        </w:tabs>
+        <w:ind w:left="4320" w:hanging="360"/>
+      </w:pPr>
+      <w:rPr>
+        <w:rFonts w:ascii="Wingdings" w:hAnsi="Wingdings" w:hint="default"/>
+        <w:sz w:val="20"/>
+      </w:rPr>
+    </w:lvl>
+    <w:lvl w:ilvl="6" w:tentative="1">
+      <w:start w:val="1"/>
+      <w:numFmt w:val="bullet"/>
+      <w:lvlText w:val=""/>
+      <w:lvlJc w:val="left"/>
+      <w:pPr>
+        <w:tabs>
+          <w:tab w:val="num" w:pos="5040"/>
+        </w:tabs>
+        <w:ind w:left="5040" w:hanging="360"/>
+      </w:pPr>
+      <w:rPr>
+        <w:rFonts w:ascii="Wingdings" w:hAnsi="Wingdings" w:hint="default"/>
+        <w:sz w:val="20"/>
+      </w:rPr>
+    </w:lvl>
+    <w:lvl w:ilvl="7" w:tentative="1">
+      <w:start w:val="1"/>
+      <w:numFmt w:val="bullet"/>
+      <w:lvlText w:val=""/>
+      <w:lvlJc w:val="left"/>
+      <w:pPr>
+        <w:tabs>
+          <w:tab w:val="num" w:pos="5760"/>
+        </w:tabs>
+        <w:ind w:left="5760" w:hanging="360"/>
+      </w:pPr>
+      <w:rPr>
+        <w:rFonts w:ascii="Wingdings" w:hAnsi="Wingdings" w:hint="default"/>
+        <w:sz w:val="20"/>
+      </w:rPr>
+    </w:lvl>
+    <w:lvl w:ilvl="8" w:tentative="1">
+      <w:start w:val="1"/>
+      <w:numFmt w:val="bullet"/>
+      <w:lvlText w:val=""/>
+      <w:lvlJc w:val="left"/>
+      <w:pPr>
+        <w:tabs>
+          <w:tab w:val="num" w:pos="6480"/>
+        </w:tabs>
+        <w:ind w:left="6480" w:hanging="360"/>
+      </w:pPr>
+      <w:rPr>
+        <w:rFonts w:ascii="Wingdings" w:hAnsi="Wingdings" w:hint="default"/>
+        <w:sz w:val="20"/>
+      </w:rPr>
+    </w:lvl>
+  </w:abstractNum>
+  <w:abstractNum w:abstractNumId="4" w15:restartNumberingAfterBreak="0">
+    <w:nsid w:val="33086D3C"/>
+    <w:multiLevelType w:val="multilevel"/>
+    <w:tmpl w:val="E7180DE8"/>
+    <w:lvl w:ilvl="0">
+      <w:start w:val="1"/>
+      <w:numFmt w:val="bullet"/>
+      <w:lvlText w:val=""/>
+      <w:lvlJc w:val="left"/>
+      <w:pPr>
+        <w:tabs>
+          <w:tab w:val="num" w:pos="720"/>
+        </w:tabs>
+        <w:ind w:left="720" w:hanging="360"/>
+      </w:pPr>
+      <w:rPr>
+        <w:rFonts w:ascii="Symbol" w:hAnsi="Symbol" w:hint="default"/>
+        <w:sz w:val="20"/>
+      </w:rPr>
+    </w:lvl>
+    <w:lvl w:ilvl="1" w:tentative="1">
+      <w:start w:val="1"/>
+      <w:numFmt w:val="bullet"/>
+      <w:lvlText w:val="o"/>
+      <w:lvlJc w:val="left"/>
+      <w:pPr>
+        <w:tabs>
+          <w:tab w:val="num" w:pos="1440"/>
+        </w:tabs>
+        <w:ind w:left="1440" w:hanging="360"/>
+      </w:pPr>
+      <w:rPr>
+        <w:rFonts w:ascii="Courier New" w:hAnsi="Courier New" w:hint="default"/>
+        <w:sz w:val="20"/>
+      </w:rPr>
+    </w:lvl>
+    <w:lvl w:ilvl="2" w:tentative="1">
+      <w:start w:val="1"/>
+      <w:numFmt w:val="bullet"/>
+      <w:lvlText w:val=""/>
+      <w:lvlJc w:val="left"/>
+      <w:pPr>
+        <w:tabs>
+          <w:tab w:val="num" w:pos="2160"/>
+        </w:tabs>
+        <w:ind w:left="2160" w:hanging="360"/>
+      </w:pPr>
+      <w:rPr>
+        <w:rFonts w:ascii="Wingdings" w:hAnsi="Wingdings" w:hint="default"/>
+        <w:sz w:val="20"/>
+      </w:rPr>
+    </w:lvl>
+    <w:lvl w:ilvl="3" w:tentative="1">
+      <w:start w:val="1"/>
+      <w:numFmt w:val="bullet"/>
+      <w:lvlText w:val=""/>
+      <w:lvlJc w:val="left"/>
+      <w:pPr>
+        <w:tabs>
+          <w:tab w:val="num" w:pos="2880"/>
+        </w:tabs>
+        <w:ind w:left="2880" w:hanging="360"/>
+      </w:pPr>
+      <w:rPr>
+        <w:rFonts w:ascii="Wingdings" w:hAnsi="Wingdings" w:hint="default"/>
+        <w:sz w:val="20"/>
+      </w:rPr>
+    </w:lvl>
+    <w:lvl w:ilvl="4" w:tentative="1">
+      <w:start w:val="1"/>
+      <w:numFmt w:val="bullet"/>
+      <w:lvlText w:val=""/>
+      <w:lvlJc w:val="left"/>
+      <w:pPr>
+        <w:tabs>
+          <w:tab w:val="num" w:pos="3600"/>
+        </w:tabs>
+        <w:ind w:left="3600" w:hanging="360"/>
+      </w:pPr>
+      <w:rPr>
+        <w:rFonts w:ascii="Wingdings" w:hAnsi="Wingdings" w:hint="default"/>
+        <w:sz w:val="20"/>
+      </w:rPr>
+    </w:lvl>
+    <w:lvl w:ilvl="5" w:tentative="1">
+      <w:start w:val="1"/>
+      <w:numFmt w:val="bullet"/>
+      <w:lvlText w:val=""/>
+      <w:lvlJc w:val="left"/>
+      <w:pPr>
+        <w:tabs>
+          <w:tab w:val="num" w:pos="4320"/>
+        </w:tabs>
+        <w:ind w:left="4320" w:hanging="360"/>
+      </w:pPr>
+      <w:rPr>
+        <w:rFonts w:ascii="Wingdings" w:hAnsi="Wingdings" w:hint="default"/>
+        <w:sz w:val="20"/>
+      </w:rPr>
+    </w:lvl>
+    <w:lvl w:ilvl="6" w:tentative="1">
+      <w:start w:val="1"/>
+      <w:numFmt w:val="bullet"/>
+      <w:lvlText w:val=""/>
+      <w:lvlJc w:val="left"/>
+      <w:pPr>
+        <w:tabs>
+          <w:tab w:val="num" w:pos="5040"/>
+        </w:tabs>
+        <w:ind w:left="5040" w:hanging="360"/>
+      </w:pPr>
+      <w:rPr>
+        <w:rFonts w:ascii="Wingdings" w:hAnsi="Wingdings" w:hint="default"/>
+        <w:sz w:val="20"/>
+      </w:rPr>
+    </w:lvl>
+    <w:lvl w:ilvl="7" w:tentative="1">
+      <w:start w:val="1"/>
+      <w:numFmt w:val="bullet"/>
+      <w:lvlText w:val=""/>
+      <w:lvlJc w:val="left"/>
+      <w:pPr>
+        <w:tabs>
+          <w:tab w:val="num" w:pos="5760"/>
+        </w:tabs>
+        <w:ind w:left="5760" w:hanging="360"/>
+      </w:pPr>
+      <w:rPr>
+        <w:rFonts w:ascii="Wingdings" w:hAnsi="Wingdings" w:hint="default"/>
+        <w:sz w:val="20"/>
+      </w:rPr>
+    </w:lvl>
+    <w:lvl w:ilvl="8" w:tentative="1">
+      <w:start w:val="1"/>
+      <w:numFmt w:val="bullet"/>
+      <w:lvlText w:val=""/>
+      <w:lvlJc w:val="left"/>
+      <w:pPr>
+        <w:tabs>
+          <w:tab w:val="num" w:pos="6480"/>
+        </w:tabs>
+        <w:ind w:left="6480" w:hanging="360"/>
+      </w:pPr>
+      <w:rPr>
+        <w:rFonts w:ascii="Wingdings" w:hAnsi="Wingdings" w:hint="default"/>
+        <w:sz w:val="20"/>
+      </w:rPr>
+    </w:lvl>
+  </w:abstractNum>
+  <w:abstractNum w:abstractNumId="5" w15:restartNumberingAfterBreak="0">
+    <w:nsid w:val="6E952778"/>
+    <w:multiLevelType w:val="multilevel"/>
+    <w:tmpl w:val="BC00E77A"/>
+    <w:lvl w:ilvl="0">
+      <w:start w:val="1"/>
+      <w:numFmt w:val="bullet"/>
+      <w:lvlText w:val=""/>
+      <w:lvlJc w:val="left"/>
+      <w:pPr>
+        <w:tabs>
+          <w:tab w:val="num" w:pos="720"/>
+        </w:tabs>
+        <w:ind w:left="720" w:hanging="360"/>
+      </w:pPr>
+      <w:rPr>
+        <w:rFonts w:ascii="Symbol" w:hAnsi="Symbol" w:hint="default"/>
+        <w:sz w:val="20"/>
+      </w:rPr>
+    </w:lvl>
+    <w:lvl w:ilvl="1" w:tentative="1">
+      <w:start w:val="1"/>
+      <w:numFmt w:val="bullet"/>
+      <w:lvlText w:val="o"/>
+      <w:lvlJc w:val="left"/>
+      <w:pPr>
+        <w:tabs>
+          <w:tab w:val="num" w:pos="1440"/>
+        </w:tabs>
+        <w:ind w:left="1440" w:hanging="360"/>
+      </w:pPr>
+      <w:rPr>
+        <w:rFonts w:ascii="Courier New" w:hAnsi="Courier New" w:hint="default"/>
+        <w:sz w:val="20"/>
+      </w:rPr>
+    </w:lvl>
+    <w:lvl w:ilvl="2" w:tentative="1">
+      <w:start w:val="1"/>
+      <w:numFmt w:val="bullet"/>
+      <w:lvlText w:val=""/>
+      <w:lvlJc w:val="left"/>
+      <w:pPr>
+        <w:tabs>
+          <w:tab w:val="num" w:pos="2160"/>
+        </w:tabs>
+        <w:ind w:left="2160" w:hanging="360"/>
+      </w:pPr>
+      <w:rPr>
+        <w:rFonts w:ascii="Wingdings" w:hAnsi="Wingdings" w:hint="default"/>
+        <w:sz w:val="20"/>
+      </w:rPr>
+    </w:lvl>
+    <w:lvl w:ilvl="3" w:tentative="1">
+      <w:start w:val="1"/>
+      <w:numFmt w:val="bullet"/>
+      <w:lvlText w:val=""/>
+      <w:lvlJc w:val="left"/>
+      <w:pPr>
+        <w:tabs>
+          <w:tab w:val="num" w:pos="2880"/>
+        </w:tabs>
+        <w:ind w:left="2880" w:hanging="360"/>
+      </w:pPr>
+      <w:rPr>
+        <w:rFonts w:ascii="Wingdings" w:hAnsi="Wingdings" w:hint="default"/>
+        <w:sz w:val="20"/>
+      </w:rPr>
+    </w:lvl>
+    <w:lvl w:ilvl="4" w:tentative="1">
+      <w:start w:val="1"/>
+      <w:numFmt w:val="bullet"/>
+      <w:lvlText w:val=""/>
+      <w:lvlJc w:val="left"/>
+      <w:pPr>
+        <w:tabs>
+          <w:tab w:val="num" w:pos="3600"/>
+        </w:tabs>
+        <w:ind w:left="3600" w:hanging="360"/>
+      </w:pPr>
+      <w:rPr>
+        <w:rFonts w:ascii="Wingdings" w:hAnsi="Wingdings" w:hint="default"/>
+        <w:sz w:val="20"/>
+      </w:rPr>
+    </w:lvl>
+    <w:lvl w:ilvl="5" w:tentative="1">
+      <w:start w:val="1"/>
+      <w:numFmt w:val="bullet"/>
+      <w:lvlText w:val=""/>
+      <w:lvlJc w:val="left"/>
+      <w:pPr>
+        <w:tabs>
+          <w:tab w:val="num" w:pos="4320"/>
+        </w:tabs>
+        <w:ind w:left="4320" w:hanging="360"/>
+      </w:pPr>
+      <w:rPr>
+        <w:rFonts w:ascii="Wingdings" w:hAnsi="Wingdings" w:hint="default"/>
+        <w:sz w:val="20"/>
+      </w:rPr>
+    </w:lvl>
+    <w:lvl w:ilvl="6" w:tentative="1">
+      <w:start w:val="1"/>
+      <w:numFmt w:val="bullet"/>
+      <w:lvlText w:val=""/>
+      <w:lvlJc w:val="left"/>
+      <w:pPr>
+        <w:tabs>
+          <w:tab w:val="num" w:pos="5040"/>
+        </w:tabs>
+        <w:ind w:left="5040" w:hanging="360"/>
+      </w:pPr>
+      <w:rPr>
+        <w:rFonts w:ascii="Wingdings" w:hAnsi="Wingdings" w:hint="default"/>
+        <w:sz w:val="20"/>
+      </w:rPr>
+    </w:lvl>
+    <w:lvl w:ilvl="7" w:tentative="1">
+      <w:start w:val="1"/>
+      <w:numFmt w:val="bullet"/>
+      <w:lvlText w:val=""/>
+      <w:lvlJc w:val="left"/>
+      <w:pPr>
+        <w:tabs>
+          <w:tab w:val="num" w:pos="5760"/>
+        </w:tabs>
+        <w:ind w:left="5760" w:hanging="360"/>
+      </w:pPr>
+      <w:rPr>
+        <w:rFonts w:ascii="Wingdings" w:hAnsi="Wingdings" w:hint="default"/>
+        <w:sz w:val="20"/>
+      </w:rPr>
+    </w:lvl>
+    <w:lvl w:ilvl="8" w:tentative="1">
+      <w:start w:val="1"/>
+      <w:numFmt w:val="bullet"/>
+      <w:lvlText w:val=""/>
+      <w:lvlJc w:val="left"/>
+      <w:pPr>
+        <w:tabs>
+          <w:tab w:val="num" w:pos="6480"/>
+        </w:tabs>
+        <w:ind w:left="6480" w:hanging="360"/>
+      </w:pPr>
+      <w:rPr>
+        <w:rFonts w:ascii="Wingdings" w:hAnsi="Wingdings" w:hint="default"/>
+        <w:sz w:val="20"/>
+      </w:rPr>
+    </w:lvl>
+  </w:abstractNum>
+  <w:abstractNum w:abstractNumId="6" w15:restartNumberingAfterBreak="0">
+    <w:nsid w:val="729E6BFF"/>
+    <w:multiLevelType w:val="multilevel"/>
+    <w:tmpl w:val="C89C8F84"/>
+    <w:lvl w:ilvl="0">
+      <w:start w:val="1"/>
+      <w:numFmt w:val="bullet"/>
+      <w:lvlText w:val=""/>
+      <w:lvlJc w:val="left"/>
+      <w:pPr>
+        <w:tabs>
+          <w:tab w:val="num" w:pos="720"/>
+        </w:tabs>
+        <w:ind w:left="720" w:hanging="360"/>
+      </w:pPr>
+      <w:rPr>
+        <w:rFonts w:ascii="Symbol" w:hAnsi="Symbol" w:hint="default"/>
+        <w:sz w:val="20"/>
+      </w:rPr>
+    </w:lvl>
+    <w:lvl w:ilvl="1" w:tentative="1">
+      <w:start w:val="1"/>
+      <w:numFmt w:val="bullet"/>
+      <w:lvlText w:val="o"/>
+      <w:lvlJc w:val="left"/>
+      <w:pPr>
+        <w:tabs>
+          <w:tab w:val="num" w:pos="1440"/>
+        </w:tabs>
+        <w:ind w:left="1440" w:hanging="360"/>
+      </w:pPr>
+      <w:rPr>
+        <w:rFonts w:ascii="Courier New" w:hAnsi="Courier New" w:hint="default"/>
+        <w:sz w:val="20"/>
+      </w:rPr>
+    </w:lvl>
+    <w:lvl w:ilvl="2" w:tentative="1">
+      <w:start w:val="1"/>
+      <w:numFmt w:val="bullet"/>
+      <w:lvlText w:val=""/>
+      <w:lvlJc w:val="left"/>
+      <w:pPr>
+        <w:tabs>
+          <w:tab w:val="num" w:pos="2160"/>
+        </w:tabs>
+        <w:ind w:left="2160" w:hanging="360"/>
+      </w:pPr>
+      <w:rPr>
+        <w:rFonts w:ascii="Wingdings" w:hAnsi="Wingdings" w:hint="default"/>
+        <w:sz w:val="20"/>
+      </w:rPr>
+    </w:lvl>
+    <w:lvl w:ilvl="3" w:tentative="1">
+      <w:start w:val="1"/>
+      <w:numFmt w:val="bullet"/>
+      <w:lvlText w:val=""/>
+      <w:lvlJc w:val="left"/>
+      <w:pPr>
+        <w:tabs>
+          <w:tab w:val="num" w:pos="2880"/>
+        </w:tabs>
+        <w:ind w:left="2880" w:hanging="360"/>
+      </w:pPr>
+      <w:rPr>
+        <w:rFonts w:ascii="Wingdings" w:hAnsi="Wingdings" w:hint="default"/>
+        <w:sz w:val="20"/>
+      </w:rPr>
+    </w:lvl>
+    <w:lvl w:ilvl="4" w:tentative="1">
+      <w:start w:val="1"/>
+      <w:numFmt w:val="bullet"/>
+      <w:lvlText w:val=""/>
+      <w:lvlJc w:val="left"/>
+      <w:pPr>
+        <w:tabs>
+          <w:tab w:val="num" w:pos="3600"/>
+        </w:tabs>
+        <w:ind w:left="3600" w:hanging="360"/>
+      </w:pPr>
+      <w:rPr>
+        <w:rFonts w:ascii="Wingdings" w:hAnsi="Wingdings" w:hint="default"/>
+        <w:sz w:val="20"/>
+      </w:rPr>
+    </w:lvl>
+    <w:lvl w:ilvl="5" w:tentative="1">
+      <w:start w:val="1"/>
+      <w:numFmt w:val="bullet"/>
+      <w:lvlText w:val=""/>
+      <w:lvlJc w:val="left"/>
+      <w:pPr>
+        <w:tabs>
+          <w:tab w:val="num" w:pos="4320"/>
+        </w:tabs>
+        <w:ind w:left="4320" w:hanging="360"/>
+      </w:pPr>
+      <w:rPr>
+        <w:rFonts w:ascii="Wingdings" w:hAnsi="Wingdings" w:hint="default"/>
+        <w:sz w:val="20"/>
+      </w:rPr>
+    </w:lvl>
+    <w:lvl w:ilvl="6" w:tentative="1">
+      <w:start w:val="1"/>
+      <w:numFmt w:val="bullet"/>
+      <w:lvlText w:val=""/>
+      <w:lvlJc w:val="left"/>
+      <w:pPr>
+        <w:tabs>
+          <w:tab w:val="num" w:pos="5040"/>
+        </w:tabs>
+        <w:ind w:left="5040" w:hanging="360"/>
+      </w:pPr>
+      <w:rPr>
+        <w:rFonts w:ascii="Wingdings" w:hAnsi="Wingdings" w:hint="default"/>
+        <w:sz w:val="20"/>
+      </w:rPr>
+    </w:lvl>
+    <w:lvl w:ilvl="7" w:tentative="1">
+      <w:start w:val="1"/>
+      <w:numFmt w:val="bullet"/>
+      <w:lvlText w:val=""/>
+      <w:lvlJc w:val="left"/>
+      <w:pPr>
+        <w:tabs>
+          <w:tab w:val="num" w:pos="5760"/>
+        </w:tabs>
+        <w:ind w:left="5760" w:hanging="360"/>
+      </w:pPr>
+      <w:rPr>
+        <w:rFonts w:ascii="Wingdings" w:hAnsi="Wingdings" w:hint="default"/>
+        <w:sz w:val="20"/>
+      </w:rPr>
+    </w:lvl>
+    <w:lvl w:ilvl="8" w:tentative="1">
+      <w:start w:val="1"/>
+      <w:numFmt w:val="bullet"/>
+      <w:lvlText w:val=""/>
+      <w:lvlJc w:val="left"/>
+      <w:pPr>
+        <w:tabs>
+          <w:tab w:val="num" w:pos="6480"/>
+        </w:tabs>
+        <w:ind w:left="6480" w:hanging="360"/>
+      </w:pPr>
+      <w:rPr>
+        <w:rFonts w:ascii="Wingdings" w:hAnsi="Wingdings" w:hint="default"/>
+        <w:sz w:val="20"/>
+      </w:rPr>
+    </w:lvl>
+  </w:abstractNum>
+  <w:num w:numId="1" w16cid:durableId="1717777634">
+    <w:abstractNumId w:val="4"/>
+  </w:num>
+  <w:num w:numId="2" w16cid:durableId="1902593820">
+    <w:abstractNumId w:val="5"/>
+  </w:num>
+  <w:num w:numId="3" w16cid:durableId="82730190">
+    <w:abstractNumId w:val="3"/>
+  </w:num>
+  <w:num w:numId="4" w16cid:durableId="1271353395">
+    <w:abstractNumId w:val="0"/>
+  </w:num>
+  <w:num w:numId="5" w16cid:durableId="353849740">
+    <w:abstractNumId w:val="6"/>
+  </w:num>
+  <w:num w:numId="6" w16cid:durableId="1853638703">
+    <w:abstractNumId w:val="2"/>
+  </w:num>
+  <w:num w:numId="7" w16cid:durableId="564142737">
+    <w:abstractNumId w:val="1"/>
+  </w:num>
+</w:numbering>
 </file>
 
 <file path=word/styles.xml><?xml version="1.0" encoding="utf-8"?>
@@ -926,6 +2526,7 @@
   <w:style w:type="character" w:default="1" w:styleId="a0">
     <w:name w:val="Default Paragraph Font"/>
     <w:uiPriority w:val="1"/>
+    <w:semiHidden/>
     <w:unhideWhenUsed/>
   </w:style>
   <w:style w:type="table" w:default="1" w:styleId="a1">
